--- a/en/wisdom-stories/stoning-the-devil.docx
+++ b/en/wisdom-stories/stoning-the-devil.docx
@@ -22,13 +22,7 @@
         <w:jc w:val="left"/>
       </w:pPr>
       <w:r>
-        <w:rPr>
-          <w:rFonts w:ascii="Arial" w:hAnsi="Arial" w:eastAsia="Arial"/>
-          <w:i w:val="0"/>
-          <w:color w:val="000000"/>
-          <w:sz w:val="22"/>
-        </w:rPr>
-        <w:t>When the time comes for a person on the Hajj pilgrimage to throw stones at the devil, instead of throwing them, he starts hitting himself with them. A young man around him asks in surprise:</w:t>
+        <w:t>During the Hajj, when it was time to cast stones at the devil, one pilgrim began striking himself with the stones instead. A young man nearby asked in surprise:</w:t>
       </w:r>
     </w:p>
     <w:p>
@@ -36,13 +30,7 @@
         <w:jc w:val="left"/>
       </w:pPr>
       <w:r>
-        <w:rPr>
-          <w:rFonts w:ascii="Arial" w:hAnsi="Arial" w:eastAsia="Arial"/>
-          <w:i w:val="0"/>
-          <w:color w:val="000000"/>
-          <w:sz w:val="22"/>
-        </w:rPr>
-        <w:t>— Uncle, why are you hitting yourself with a stone?</w:t>
+        <w:t>— Uncle, why are you hitting yourself with those stones?</w:t>
       </w:r>
     </w:p>
     <w:p>
@@ -50,13 +38,7 @@
         <w:jc w:val="left"/>
       </w:pPr>
       <w:r>
-        <w:rPr>
-          <w:rFonts w:ascii="Arial" w:hAnsi="Arial" w:eastAsia="Arial"/>
-          <w:i w:val="0"/>
-          <w:color w:val="000000"/>
-          <w:sz w:val="22"/>
-        </w:rPr>
-        <w:t>The man replies:</w:t>
+        <w:t>The man replied:</w:t>
       </w:r>
     </w:p>
     <w:p>
@@ -64,13 +46,7 @@
         <w:jc w:val="left"/>
       </w:pPr>
       <w:r>
-        <w:rPr>
-          <w:rFonts w:ascii="Arial" w:hAnsi="Arial" w:eastAsia="Arial"/>
-          <w:i w:val="0"/>
-          <w:color w:val="000000"/>
-          <w:sz w:val="22"/>
-        </w:rPr>
-        <w:t>— Son, tell me, what do we have to do with the devil here? We need to stone the devil inside us, educate our own souls, and purify ourselves.</w:t>
+        <w:t>— My son, why focus only on the devil outside us? We should stone the devil within ourselves as well — discipline our lower selves and purify our hearts.</w:t>
       </w:r>
     </w:p>
     <w:p>
@@ -92,23 +68,12 @@
       </w:pPr>
       <w:r>
         <w:rPr>
-          <w:rFonts w:ascii="Arial" w:hAnsi="Arial" w:eastAsia="Arial" w:cs="Arial"/>
           <w:b/>
-          <w:i w:val="0"/>
-          <w:color w:val="9A7417"/>
-          <w:sz w:val="22"/>
         </w:rPr>
         <w:t xml:space="preserve">Moral: </w:t>
       </w:r>
       <w:r>
-        <w:rPr>
-          <w:rFonts w:ascii="Arial" w:hAnsi="Arial" w:eastAsia="Arial" w:cs="Arial"/>
-          <w:b w:val="0"/>
-          <w:i w:val="0"/>
-          <w:color w:val="3F3826"/>
-          <w:sz w:val="22"/>
-        </w:rPr>
-        <w:t>The real struggle is not with the devil outside, but with one's own soul. Purifying oneself is more difficult than condemning others, but it is more valuable.</w:t>
+        <w:t>The real struggle is not only against evil outside us, but against the uncontrolled desires within. Purifying oneself is harder than condemning others, but far more valuable.</w:t>
       </w:r>
     </w:p>
     <w:p>
